--- a/汇报/学习总结1.docx
+++ b/汇报/学习总结1.docx
@@ -21,7 +21,6 @@
     </w:p>
     <w:p>
       <w:pPr>
-        <m:rPr/>
         <w:rPr>
           <w:rFonts w:hint="default" w:hAnsi="Cambria Math" w:eastAsia="宋体"/>
           <w:i w:val="0"/>
@@ -43,7 +42,7 @@
     </w:p>
     <w:p>
       <w:pPr>
-        <m:rPr/>
+        <w:ind w:left="1680" w:leftChars="0" w:firstLine="420" w:firstLineChars="0"/>
         <w:rPr>
           <w:rFonts w:hint="default" w:hAnsi="Cambria Math" w:eastAsia="宋体"/>
           <w:i w:val="0"/>
@@ -51,6 +50,17 @@
           <w:lang w:val="en-US" w:eastAsia="zh-CN"/>
         </w:rPr>
       </w:pPr>
+      <w:bookmarkStart w:id="0" w:name="_GoBack"/>
+      <w:bookmarkEnd w:id="0"/>
+      <w:r>
+        <w:rPr>
+          <w:rFonts w:hint="eastAsia" w:hAnsi="Cambria Math" w:eastAsia="宋体"/>
+          <w:i w:val="0"/>
+          <w:sz w:val="24"/>
+          <w:lang w:val="en-US" w:eastAsia="zh-CN"/>
+        </w:rPr>
+        <w:t>逆NTT将A转换到多项式域</w:t>
+      </w:r>
     </w:p>
     <w:p>
       <w:pPr>
@@ -142,8 +152,6 @@
         </w:rPr>
         <w:t>Python的数据运算、类型转换</w:t>
       </w:r>
-      <w:bookmarkStart w:id="0" w:name="_GoBack"/>
-      <w:bookmarkEnd w:id="0"/>
     </w:p>
     <w:p>
       <w:pPr>

--- a/汇报/学习总结1.docx
+++ b/汇报/学习总结1.docx
@@ -5,26 +5,597 @@
     <w:p>
       <w:pPr>
         <w:pStyle w:val="2"/>
-        <w:bidi w:val="0"/>
+        <w:keepNext w:val="0"/>
+        <w:keepLines w:val="0"/>
+        <w:widowControl/>
+        <w:suppressLineNumbers w:val="0"/>
+      </w:pPr>
+      <w:r>
+        <w:t>一、上次工作回顾：Kyber 算法实现</w:t>
+      </w:r>
+    </w:p>
+    <w:p>
+      <w:pPr>
+        <w:pStyle w:val="4"/>
+        <w:keepNext w:val="0"/>
+        <w:keepLines w:val="0"/>
+        <w:widowControl/>
+        <w:suppressLineNumbers w:val="0"/>
+      </w:pPr>
+      <w:r>
+        <w:t>上一次组会主要介绍了 Kyber 算法的数学原理与 Python 实现，包括密钥生成、加密和解密三个阶段。</w:t>
+      </w:r>
+    </w:p>
+    <w:p>
+      <w:pPr>
+        <w:pStyle w:val="4"/>
+        <w:keepNext w:val="0"/>
+        <w:keepLines w:val="0"/>
+        <w:widowControl/>
+        <w:suppressLineNumbers w:val="0"/>
+      </w:pPr>
+      <w:r>
+        <w:t>1. 密钥生成</w:t>
+      </w:r>
+    </w:p>
+    <w:p>
+      <w:pPr>
+        <w:pStyle w:val="4"/>
+        <w:keepNext w:val="0"/>
+        <w:keepLines w:val="0"/>
+        <w:widowControl/>
+        <w:suppressLineNumbers w:val="0"/>
+        <w:rPr>
+          <w:rFonts w:ascii="Cambria Math" w:hAnsi="Cambria Math" w:cstheme="minorBidi"/>
+          <w:kern w:val="0"/>
+          <w:sz w:val="24"/>
+          <w:szCs w:val="24"/>
+          <w:lang w:val="en-US" w:bidi="ar"/>
+        </w:rPr>
+      </w:pPr>
+      <m:oMathPara>
+        <m:oMath>
+          <m:r>
+            <m:rPr>
+              <m:sty m:val="p"/>
+            </m:rPr>
+            <w:rPr>
+              <w:rFonts w:ascii="Cambria Math" w:hAnsi="Cambria Math" w:cstheme="minorBidi"/>
+              <w:kern w:val="0"/>
+              <w:sz w:val="24"/>
+              <w:szCs w:val="24"/>
+              <w:lang w:val="en-US" w:bidi="ar"/>
+            </w:rPr>
+            <m:t>t = A·s + e (mod q)</m:t>
+          </m:r>
+        </m:oMath>
+      </m:oMathPara>
+    </w:p>
+    <w:p>
+      <w:pPr>
+        <w:pStyle w:val="4"/>
+        <w:keepNext w:val="0"/>
+        <w:keepLines w:val="0"/>
+        <w:widowControl/>
+        <w:suppressLineNumbers w:val="0"/>
+        <w:rPr>
+          <w:rFonts w:ascii="Cambria Math" w:hAnsi="Cambria Math" w:cstheme="minorBidi"/>
+          <w:kern w:val="0"/>
+          <w:sz w:val="24"/>
+          <w:szCs w:val="24"/>
+          <w:lang w:val="en-US" w:bidi="ar"/>
+        </w:rPr>
+      </w:pPr>
+      <w:r>
+        <w:t>2. 加密过程</w:t>
+      </w:r>
+    </w:p>
+    <w:p>
+      <w:pPr>
+        <w:pStyle w:val="4"/>
+        <w:keepNext w:val="0"/>
+        <w:keepLines w:val="0"/>
+        <w:widowControl/>
+        <w:suppressLineNumbers w:val="0"/>
+        <w:rPr>
+          <w:rFonts w:ascii="Cambria Math" w:hAnsi="Cambria Math" w:cstheme="minorBidi"/>
+          <w:kern w:val="0"/>
+          <w:sz w:val="24"/>
+          <w:szCs w:val="24"/>
+          <w:lang w:val="en-US" w:bidi="ar"/>
+        </w:rPr>
+      </w:pPr>
+      <m:oMathPara>
+        <m:oMath>
+          <m:r>
+            <m:rPr>
+              <m:sty m:val="p"/>
+            </m:rPr>
+            <w:rPr>
+              <w:rFonts w:ascii="Cambria Math" w:hAnsi="Cambria Math" w:cstheme="minorBidi"/>
+              <w:kern w:val="0"/>
+              <w:sz w:val="24"/>
+              <w:szCs w:val="24"/>
+              <w:lang w:val="en-US" w:bidi="ar"/>
+            </w:rPr>
+            <m:t>u = Aᵀ·r + e₁ (mod q)</m:t>
+          </m:r>
+        </m:oMath>
+      </m:oMathPara>
+    </w:p>
+    <w:p>
+      <w:pPr>
+        <w:pStyle w:val="4"/>
+        <w:keepNext w:val="0"/>
+        <w:keepLines w:val="0"/>
+        <w:widowControl/>
+        <w:suppressLineNumbers w:val="0"/>
+      </w:pPr>
+      <m:oMathPara>
+        <m:oMath>
+          <m:r>
+            <m:rPr>
+              <m:sty m:val="p"/>
+            </m:rPr>
+            <w:rPr>
+              <w:rFonts w:ascii="Cambria Math" w:hAnsi="Cambria Math" w:cstheme="minorBidi"/>
+              <w:kern w:val="0"/>
+              <w:sz w:val="24"/>
+              <w:szCs w:val="24"/>
+              <w:lang w:val="en-US" w:bidi="ar"/>
+            </w:rPr>
+            <m:t>v = tᵀ·r + e₂ + Encode(m) (mod q)</m:t>
+          </m:r>
+        </m:oMath>
+      </m:oMathPara>
+    </w:p>
+    <w:p>
+      <w:pPr>
+        <w:pStyle w:val="4"/>
+        <w:keepNext w:val="0"/>
+        <w:keepLines w:val="0"/>
+        <w:widowControl/>
+        <w:suppressLineNumbers w:val="0"/>
+      </w:pPr>
+      <w:r>
+        <w:t>3. 解密过程</w:t>
+      </w:r>
+    </w:p>
+    <w:p>
+      <w:pPr>
+        <w:pStyle w:val="4"/>
+        <w:keepNext w:val="0"/>
+        <w:keepLines w:val="0"/>
+        <w:widowControl/>
+        <w:suppressLineNumbers w:val="0"/>
+        <w:rPr>
+          <w:sz w:val="28"/>
+          <w:szCs w:val="28"/>
+        </w:rPr>
+      </w:pPr>
+      <m:oMathPara>
+        <m:oMath>
+          <m:r>
+            <m:rPr>
+              <m:sty m:val="p"/>
+            </m:rPr>
+            <w:rPr>
+              <w:rFonts w:ascii="Cambria Math" w:hAnsi="Cambria Math" w:cstheme="minorBidi"/>
+              <w:kern w:val="0"/>
+              <w:sz w:val="24"/>
+              <w:szCs w:val="24"/>
+              <w:lang w:val="en-US" w:bidi="ar"/>
+            </w:rPr>
+            <m:t>m' = Decode(v − sᵀ·u)</m:t>
+          </m:r>
+        </m:oMath>
+      </m:oMathPara>
+    </w:p>
+    <w:p>
+      <w:pPr>
+        <w:pStyle w:val="4"/>
+        <w:keepNext w:val="0"/>
+        <w:keepLines w:val="0"/>
+        <w:widowControl/>
+        <w:suppressLineNumbers w:val="0"/>
+      </w:pPr>
+      <w:r>
+        <w:t>上述流程使用 Python 实现，通过负循环卷积完成多项式乘法，并实现消息的加密与恢复。</w:t>
+      </w:r>
+    </w:p>
+    <w:p>
+      <w:pPr>
+        <w:pStyle w:val="2"/>
+        <w:keepNext w:val="0"/>
+        <w:keepLines w:val="0"/>
+        <w:widowControl/>
+        <w:suppressLineNumbers w:val="0"/>
+      </w:pPr>
+      <w:r>
+        <w:t>二、发现之前 Kyber 实现中的问题</w:t>
+      </w:r>
+    </w:p>
+    <w:p>
+      <w:pPr>
+        <w:pStyle w:val="4"/>
+        <w:keepNext w:val="0"/>
+        <w:keepLines w:val="0"/>
+        <w:widowControl/>
+        <w:suppressLineNumbers w:val="0"/>
+      </w:pPr>
+      <w:r>
+        <w:t>公开矩阵 A 的表示域与后续多项式运算不一致。</w:t>
+      </w:r>
+    </w:p>
+    <w:p>
+      <w:pPr>
+        <w:pStyle w:val="4"/>
+        <w:keepNext w:val="0"/>
+        <w:keepLines w:val="0"/>
+        <w:widowControl/>
+        <w:suppressLineNumbers w:val="0"/>
+      </w:pPr>
+      <w:r>
+        <w:t>标准 Kyber 在矩阵扩展阶段，使用 SHAKE128 和拒绝采样生成的是 NTT 域表示的矩阵：</w:t>
+      </w:r>
+    </w:p>
+    <w:p>
+      <w:pPr>
+        <w:pStyle w:val="4"/>
+        <w:keepNext w:val="0"/>
+        <w:keepLines w:val="0"/>
+        <w:widowControl/>
+        <w:suppressLineNumbers w:val="0"/>
+      </w:pPr>
+      <m:oMathPara>
+        <m:oMath>
+          <m:r>
+            <m:rPr>
+              <m:sty m:val="p"/>
+            </m:rPr>
+            <w:rPr>
+              <w:rFonts w:ascii="Cambria Math" w:hAnsi="Cambria Math" w:cstheme="minorBidi"/>
+              <w:kern w:val="0"/>
+              <w:sz w:val="24"/>
+              <w:szCs w:val="24"/>
+              <w:lang w:val="en-US" w:bidi="ar"/>
+            </w:rPr>
+            <m:t>Â = ExpandA(ρ)</m:t>
+          </m:r>
+        </m:oMath>
+      </m:oMathPara>
+    </w:p>
+    <w:p>
+      <w:pPr>
+        <w:pStyle w:val="4"/>
+        <w:keepNext w:val="0"/>
+        <w:keepLines w:val="0"/>
+        <w:widowControl/>
+        <w:suppressLineNumbers w:val="0"/>
+      </w:pPr>
+      <w:r>
+        <w:t>而之前的实现将生成的数组直接当作普通多项式系数进行乘法运算。</w:t>
+      </w:r>
+    </w:p>
+    <w:p>
+      <w:pPr>
+        <w:pStyle w:val="4"/>
+        <w:keepNext w:val="0"/>
+        <w:keepLines w:val="0"/>
+        <w:widowControl/>
+        <w:suppressLineNumbers w:val="0"/>
+      </w:pPr>
+      <w:r>
+        <w:t>此前使用的关系：</w:t>
+      </w:r>
+    </w:p>
+    <w:p>
+      <w:pPr>
+        <w:pStyle w:val="4"/>
+        <w:keepNext w:val="0"/>
+        <w:keepLines w:val="0"/>
+        <w:widowControl/>
+        <w:suppressLineNumbers w:val="0"/>
+      </w:pPr>
+      <m:oMathPara>
+        <m:oMath>
+          <m:r>
+            <m:rPr>
+              <m:sty m:val="p"/>
+            </m:rPr>
+            <w:rPr>
+              <w:rFonts w:ascii="Cambria Math" w:hAnsi="Cambria Math" w:cstheme="minorBidi"/>
+              <w:kern w:val="0"/>
+              <w:sz w:val="24"/>
+              <w:szCs w:val="24"/>
+              <w:lang w:val="en-US" w:bidi="ar"/>
+            </w:rPr>
+            <m:t>t = A·s + e (mod q)</m:t>
+          </m:r>
+        </m:oMath>
+      </m:oMathPara>
+    </w:p>
+    <w:p>
+      <w:pPr>
+        <w:pStyle w:val="4"/>
+        <w:keepNext w:val="0"/>
+        <w:keepLines w:val="0"/>
+        <w:widowControl/>
+        <w:suppressLineNumbers w:val="0"/>
+      </w:pPr>
+      <w:r>
+        <w:t>在数学结构上成立，但若希望与标准算法生成的具体结果一致，应先完成：</w:t>
+      </w:r>
+    </w:p>
+    <w:p>
+      <w:pPr>
+        <w:pStyle w:val="4"/>
+        <w:keepNext w:val="0"/>
+        <w:keepLines w:val="0"/>
+        <w:widowControl/>
+        <w:suppressLineNumbers w:val="0"/>
+      </w:pPr>
+      <m:oMathPara>
+        <m:oMath>
+          <m:r>
+            <m:rPr>
+              <m:sty m:val="p"/>
+            </m:rPr>
+            <w:rPr>
+              <w:rFonts w:ascii="Cambria Math" w:hAnsi="Cambria Math" w:cstheme="minorBidi"/>
+              <w:kern w:val="0"/>
+              <w:sz w:val="24"/>
+              <w:szCs w:val="24"/>
+              <w:lang w:val="en-US" w:bidi="ar"/>
+            </w:rPr>
+            <m:t>A = INTT(Â)</m:t>
+          </m:r>
+        </m:oMath>
+      </m:oMathPara>
+    </w:p>
+    <w:p>
+      <w:pPr>
+        <w:pStyle w:val="4"/>
+        <w:keepNext w:val="0"/>
+        <w:keepLines w:val="0"/>
+        <w:widowControl/>
+        <w:suppressLineNumbers w:val="0"/>
+      </w:pPr>
+      <w:r>
+        <w:t>然后再计算：</w:t>
+      </w:r>
+    </w:p>
+    <w:p>
+      <w:pPr>
+        <w:pStyle w:val="4"/>
+        <w:keepNext w:val="0"/>
+        <w:keepLines w:val="0"/>
+        <w:widowControl/>
+        <w:suppressLineNumbers w:val="0"/>
+      </w:pPr>
+      <m:oMathPara>
+        <m:oMath>
+          <m:r>
+            <m:rPr>
+              <m:sty m:val="p"/>
+            </m:rPr>
+            <w:rPr>
+              <w:rFonts w:ascii="Cambria Math" w:hAnsi="Cambria Math" w:cstheme="minorBidi"/>
+              <w:kern w:val="0"/>
+              <w:sz w:val="24"/>
+              <w:szCs w:val="24"/>
+              <w:lang w:val="en-US" w:bidi="ar"/>
+            </w:rPr>
+            <m:t>t = A·s + e (mod q)</m:t>
+          </m:r>
+        </m:oMath>
+      </m:oMathPara>
+    </w:p>
+    <w:p>
+      <w:pPr>
+        <w:pStyle w:val="4"/>
+        <w:keepNext w:val="0"/>
+        <w:keepLines w:val="0"/>
+        <w:widowControl/>
+        <w:suppressLineNumbers w:val="0"/>
+      </w:pPr>
+      <w:r>
+        <w:t>因此，此前实现能够用于说明 Kyber 的基本代数关系，但不能直接视为与标准实现逐项一致。</w:t>
+      </w:r>
+    </w:p>
+    <w:p>
+      <w:pPr>
+        <w:pStyle w:val="2"/>
+        <w:keepNext w:val="0"/>
+        <w:keepLines w:val="0"/>
+        <w:widowControl/>
+        <w:suppressLineNumbers w:val="0"/>
+      </w:pPr>
+      <w:r>
+        <w:t>三、Dilithium 实现</w:t>
+      </w:r>
+    </w:p>
+    <w:p>
+      <w:pPr>
+        <w:pStyle w:val="4"/>
+        <w:keepNext w:val="0"/>
+        <w:keepLines w:val="0"/>
+        <w:widowControl/>
+        <w:suppressLineNumbers w:val="0"/>
+        <w:rPr>
+          <w:rFonts w:hint="default" w:eastAsiaTheme="minorEastAsia"/>
+          <w:lang w:val="en-US" w:eastAsia="zh-CN"/>
+        </w:rPr>
+      </w:pPr>
+      <w:r>
+        <w:t>本次采用与之前相同的普通多项式系数域运算方法，</w:t>
+      </w:r>
+      <w:r>
         <w:rPr>
           <w:rFonts w:hint="eastAsia"/>
           <w:lang w:val="en-US" w:eastAsia="zh-CN"/>
         </w:rPr>
-      </w:pPr>
+        <w:t>并对其进行了重构，增强可移植性与可阅读性，</w:t>
+      </w:r>
+      <w:r>
+        <w:t>增加了矩阵逆 NTT 转换</w:t>
+      </w:r>
       <w:r>
         <w:rPr>
           <w:rFonts w:hint="eastAsia"/>
           <w:lang w:val="en-US" w:eastAsia="zh-CN"/>
         </w:rPr>
-        <w:t>实现功能</w:t>
-      </w:r>
-    </w:p>
-    <w:p>
-      <w:pPr>
-        <w:rPr>
-          <w:rFonts w:hint="default" w:hAnsi="Cambria Math" w:eastAsia="宋体"/>
-          <w:i w:val="0"/>
-          <w:sz w:val="24"/>
+        <w:t>将其转换到多项式域</w:t>
+      </w:r>
+    </w:p>
+    <w:p>
+      <w:pPr>
+        <w:pStyle w:val="4"/>
+        <w:keepNext w:val="0"/>
+        <w:keepLines w:val="0"/>
+        <w:widowControl/>
+        <w:suppressLineNumbers w:val="0"/>
+      </w:pPr>
+      <w:r>
+        <w:t>主要流程：</w:t>
+      </w:r>
+    </w:p>
+    <w:p>
+      <w:pPr>
+        <w:pStyle w:val="4"/>
+        <w:keepNext w:val="0"/>
+        <w:keepLines w:val="0"/>
+        <w:widowControl/>
+        <w:suppressLineNumbers w:val="0"/>
+        <w:ind w:left="720"/>
+      </w:pPr>
+      <w:r>
+        <w:t>使用 SHAKE128 和拒绝采样生成 NTT 域矩阵 Â。</w:t>
+      </w:r>
+    </w:p>
+    <w:p>
+      <w:pPr>
+        <w:pStyle w:val="4"/>
+        <w:keepNext w:val="0"/>
+        <w:keepLines w:val="0"/>
+        <w:widowControl/>
+        <w:suppressLineNumbers w:val="0"/>
+        <w:ind w:left="720"/>
+      </w:pPr>
+      <w:r>
+        <w:t>使用逆 NTT 将 Â 转换为普通多项式系数域矩阵 A。</w:t>
+      </w:r>
+    </w:p>
+    <w:p>
+      <w:pPr>
+        <w:pStyle w:val="4"/>
+        <w:keepNext w:val="0"/>
+        <w:keepLines w:val="0"/>
+        <w:widowControl/>
+        <w:suppressLineNumbers w:val="0"/>
+        <w:ind w:left="720"/>
+      </w:pPr>
+      <w:r>
+        <w:t>使用普通多项式负循环卷积完成矩阵乘法。</w:t>
+      </w:r>
+    </w:p>
+    <w:p>
+      <w:pPr>
+        <w:pStyle w:val="4"/>
+        <w:keepNext w:val="0"/>
+        <w:keepLines w:val="0"/>
+        <w:widowControl/>
+        <w:suppressLineNumbers w:val="0"/>
+        <w:ind w:left="720"/>
+      </w:pPr>
+      <w:r>
+        <w:t>在系数域中继续实现密钥生成和数字签名</w:t>
+      </w:r>
+    </w:p>
+    <w:p>
+      <w:pPr>
+        <w:pStyle w:val="4"/>
+        <w:keepNext w:val="0"/>
+        <w:keepLines w:val="0"/>
+        <w:widowControl/>
+        <w:suppressLineNumbers w:val="0"/>
+      </w:pPr>
+      <w:r>
+        <w:t>主要公式：</w:t>
+      </w:r>
+    </w:p>
+    <w:p>
+      <w:pPr>
+        <w:pStyle w:val="4"/>
+        <w:keepNext w:val="0"/>
+        <w:keepLines w:val="0"/>
+        <w:widowControl/>
+        <w:suppressLineNumbers w:val="0"/>
+        <w:rPr>
+          <w:sz w:val="24"/>
+          <w:szCs w:val="24"/>
+        </w:rPr>
+      </w:pPr>
+      <m:oMathPara>
+        <m:oMath>
+          <m:r>
+            <m:rPr>
+              <m:sty m:val="p"/>
+            </m:rPr>
+            <w:rPr>
+              <w:rFonts w:ascii="Cambria Math" w:hAnsi="Cambria Math" w:cstheme="minorBidi"/>
+              <w:kern w:val="0"/>
+              <w:sz w:val="24"/>
+              <w:szCs w:val="24"/>
+              <w:lang w:val="en-US" w:bidi="ar"/>
+            </w:rPr>
+            <m:t>Â = ExpandA(ρ)</m:t>
+          </m:r>
+        </m:oMath>
+      </m:oMathPara>
+    </w:p>
+    <w:p>
+      <w:pPr>
+        <w:pStyle w:val="4"/>
+        <w:keepNext w:val="0"/>
+        <w:keepLines w:val="0"/>
+        <w:widowControl/>
+        <w:suppressLineNumbers w:val="0"/>
+        <w:rPr>
+          <w:sz w:val="24"/>
+          <w:szCs w:val="24"/>
+        </w:rPr>
+      </w:pPr>
+      <m:oMathPara>
+        <m:oMath>
+          <m:r>
+            <m:rPr>
+              <m:sty m:val="p"/>
+            </m:rPr>
+            <w:rPr>
+              <w:rFonts w:ascii="Cambria Math" w:hAnsi="Cambria Math" w:cstheme="minorBidi"/>
+              <w:kern w:val="0"/>
+              <w:sz w:val="24"/>
+              <w:szCs w:val="24"/>
+              <w:lang w:val="en-US" w:bidi="ar"/>
+            </w:rPr>
+            <m:t>A = INTT(Â)</m:t>
+          </m:r>
+        </m:oMath>
+      </m:oMathPara>
+    </w:p>
+    <w:p>
+      <w:pPr>
+        <w:pStyle w:val="4"/>
+        <w:keepNext w:val="0"/>
+        <w:keepLines w:val="0"/>
+        <w:widowControl/>
+        <w:suppressLineNumbers w:val="0"/>
+        <w:rPr>
+          <w:rFonts w:hint="eastAsia" w:eastAsiaTheme="minorEastAsia"/>
+          <w:sz w:val="24"/>
+          <w:szCs w:val="24"/>
+          <w:lang w:val="en-US" w:eastAsia="zh-CN"/>
         </w:rPr>
       </w:pPr>
       <m:oMathPara>
@@ -32,126 +603,1346 @@
           <m:r>
             <m:rPr/>
             <w:rPr>
-              <w:rFonts w:hint="default" w:ascii="Cambria Math" w:hAnsi="Cambria Math" w:eastAsia="宋体"/>
+              <w:rFonts w:hint="default" w:ascii="Cambria Math" w:hAnsi="Cambria Math"/>
               <w:sz w:val="24"/>
             </w:rPr>
-            <m:t>(ρ,ρ',K)=SHAKE256(ξ∥04∥04,128)</m:t>
+            <m:t>Rq=</m:t>
+          </m:r>
+          <m:f>
+            <m:fPr>
+              <m:ctrlPr>
+                <w:rPr>
+                  <w:rFonts w:hint="default" w:ascii="Cambria Math" w:hAnsi="Cambria Math"/>
+                  <w:sz w:val="24"/>
+                </w:rPr>
+              </m:ctrlPr>
+            </m:fPr>
+            <m:num>
+              <m:r>
+                <m:rPr/>
+                <w:rPr>
+                  <w:rFonts w:hint="default" w:ascii="Cambria Math" w:hAnsi="Cambria Math"/>
+                  <w:sz w:val="24"/>
+                </w:rPr>
+                <m:t>Zq[X]</m:t>
+              </m:r>
+              <m:ctrlPr>
+                <w:rPr>
+                  <w:rFonts w:ascii="Cambria Math" w:hAnsi="Cambria Math"/>
+                  <w:sz w:val="24"/>
+                </w:rPr>
+              </m:ctrlPr>
+            </m:num>
+            <m:den>
+              <m:r>
+                <m:rPr/>
+                <w:rPr>
+                  <w:rFonts w:hint="default" w:ascii="Cambria Math" w:hAnsi="Cambria Math"/>
+                  <w:sz w:val="24"/>
+                </w:rPr>
+                <m:t>X</m:t>
+              </m:r>
+              <m:r>
+                <m:rPr>
+                  <m:sty m:val="p"/>
+                </m:rPr>
+                <w:rPr>
+                  <w:rFonts w:hint="default" w:ascii="Cambria Math" w:hAnsi="Cambria Math"/>
+                  <w:sz w:val="24"/>
+                </w:rPr>
+                <m:t>²⁵⁶</m:t>
+              </m:r>
+              <m:r>
+                <m:rPr/>
+                <w:rPr>
+                  <w:rFonts w:hint="default" w:ascii="Cambria Math" w:hAnsi="Cambria Math"/>
+                  <w:sz w:val="24"/>
+                </w:rPr>
+                <m:t>+1</m:t>
+              </m:r>
+              <m:ctrlPr>
+                <w:rPr>
+                  <w:rFonts w:ascii="Cambria Math" w:hAnsi="Cambria Math"/>
+                  <w:sz w:val="24"/>
+                </w:rPr>
+              </m:ctrlPr>
+            </m:den>
+          </m:f>
+        </m:oMath>
+      </m:oMathPara>
+    </w:p>
+    <w:p>
+      <w:pPr>
+        <w:pStyle w:val="4"/>
+        <w:keepNext w:val="0"/>
+        <w:keepLines w:val="0"/>
+        <w:widowControl/>
+        <w:suppressLineNumbers w:val="0"/>
+      </w:pPr>
+      <w:r>
+        <w:t>本次 Dilithium 使用参数：</w:t>
+      </w:r>
+    </w:p>
+    <w:p>
+      <w:pPr>
+        <w:pStyle w:val="4"/>
+        <w:keepNext w:val="0"/>
+        <w:keepLines w:val="0"/>
+        <w:widowControl/>
+        <w:suppressLineNumbers w:val="0"/>
+      </w:pPr>
+      <m:oMathPara>
+        <m:oMath>
+          <m:r>
+            <m:rPr>
+              <m:sty m:val="p"/>
+            </m:rPr>
+            <w:rPr>
+              <w:rFonts w:ascii="Cambria Math" w:hAnsi="Cambria Math" w:cstheme="minorBidi"/>
+              <w:kern w:val="0"/>
+              <w:sz w:val="24"/>
+              <w:szCs w:val="24"/>
+              <w:lang w:val="en-US" w:bidi="ar"/>
+            </w:rPr>
+            <m:t>q = 8380417，N = 256，k = 4，l = 4，eta = 2</m:t>
           </m:r>
         </m:oMath>
       </m:oMathPara>
     </w:p>
     <w:p>
       <w:pPr>
+        <w:pStyle w:val="4"/>
+        <w:keepNext w:val="0"/>
+        <w:keepLines w:val="0"/>
+        <w:widowControl/>
+        <w:suppressLineNumbers w:val="0"/>
+      </w:pPr>
+      <w:r>
+        <w:t>这样可以保留标准矩阵的数学含义，同时避免自行实现 NTT 的蝶形运算。</w:t>
+      </w:r>
+    </w:p>
+    <w:p>
+      <w:pPr>
+        <w:pStyle w:val="2"/>
+        <w:keepNext w:val="0"/>
+        <w:keepLines w:val="0"/>
+        <w:widowControl/>
+        <w:suppressLineNumbers w:val="0"/>
+      </w:pPr>
+      <w:r>
+        <w:t>四、Dilithium 密钥生成流程</w:t>
+      </w:r>
+    </w:p>
+    <w:p>
+      <w:pPr>
+        <w:pStyle w:val="4"/>
+        <w:keepNext w:val="0"/>
+        <w:keepLines w:val="0"/>
+        <w:widowControl/>
+        <w:suppressLineNumbers w:val="0"/>
+      </w:pPr>
+      <w:r>
+        <w:t>Step 1：种子生成</w:t>
+      </w:r>
+    </w:p>
+    <w:p>
+      <w:pPr>
+        <w:pStyle w:val="4"/>
+        <w:keepNext w:val="0"/>
+        <w:keepLines w:val="0"/>
+        <w:widowControl/>
+        <w:suppressLineNumbers w:val="0"/>
+        <w:ind w:left="420" w:leftChars="0" w:firstLine="420" w:firstLineChars="0"/>
+      </w:pPr>
+      <w:r>
+        <w:t>使用 SHAKE256 从随机种子 ξ 派生三个种子：</w:t>
+      </w:r>
+    </w:p>
+    <w:p>
+      <w:pPr>
+        <w:pStyle w:val="4"/>
+        <w:keepNext w:val="0"/>
+        <w:keepLines w:val="0"/>
+        <w:widowControl/>
+        <w:suppressLineNumbers w:val="0"/>
+        <w:ind w:firstLine="420" w:firstLineChars="0"/>
+        <w:jc w:val="center"/>
+        <w:rPr>
+          <w:rFonts w:ascii="Cambria Math" w:hAnsi="Cambria Math" w:cstheme="minorBidi"/>
+          <w:kern w:val="0"/>
+          <w:sz w:val="24"/>
+          <w:szCs w:val="24"/>
+          <w:lang w:val="en-US" w:bidi="ar"/>
+        </w:rPr>
+      </w:pPr>
+      <w:r>
+        <w:rPr>
+          <w:rFonts w:ascii="Cambria Math" w:hAnsi="Cambria Math" w:cstheme="minorBidi"/>
+          <w:kern w:val="0"/>
+          <w:sz w:val="24"/>
+          <w:szCs w:val="24"/>
+          <w:lang w:val="en-US" w:bidi="ar"/>
+        </w:rPr>
+        <w:t>(ρ, ρ', K) = SHAKE256(ξ || k || l, 128)</w:t>
+      </w:r>
+    </w:p>
+    <w:p>
+      <w:pPr>
+        <w:pStyle w:val="4"/>
+        <w:keepNext w:val="0"/>
+        <w:keepLines w:val="0"/>
+        <w:widowControl/>
+        <w:suppressLineNumbers w:val="0"/>
+        <w:ind w:left="420" w:leftChars="0" w:firstLine="420" w:firstLineChars="0"/>
+      </w:pPr>
+      <w:r>
+        <w:t>其中 128 表示输出 128 字节，并将结果拆分为：</w:t>
+      </w:r>
+    </w:p>
+    <w:p>
+      <w:pPr>
+        <w:pStyle w:val="4"/>
+        <w:keepNext w:val="0"/>
+        <w:keepLines w:val="0"/>
+        <w:widowControl/>
+        <w:suppressLineNumbers w:val="0"/>
+        <w:ind w:left="420" w:leftChars="0" w:firstLine="420" w:firstLineChars="0"/>
+        <w:jc w:val="both"/>
+        <w:rPr>
+          <w:sz w:val="24"/>
+          <w:szCs w:val="24"/>
+        </w:rPr>
+      </w:pPr>
+      <w:r>
+        <w:rPr>
+          <w:rStyle w:val="7"/>
+          <w:sz w:val="24"/>
+          <w:szCs w:val="24"/>
+        </w:rPr>
+        <w:t>ρ：32 字节</w:t>
+      </w:r>
+      <w:r>
+        <w:rPr>
+          <w:rStyle w:val="7"/>
+          <w:rFonts w:hint="eastAsia" w:eastAsia="宋体"/>
+          <w:sz w:val="24"/>
+          <w:szCs w:val="24"/>
+          <w:lang w:val="en-US" w:eastAsia="zh-CN"/>
+        </w:rPr>
+        <w:tab/>
+        <w:t/>
+      </w:r>
+      <w:r>
+        <w:rPr>
+          <w:rStyle w:val="7"/>
+          <w:rFonts w:hint="eastAsia" w:eastAsia="宋体"/>
+          <w:sz w:val="24"/>
+          <w:szCs w:val="24"/>
+          <w:lang w:val="en-US" w:eastAsia="zh-CN"/>
+        </w:rPr>
+        <w:tab/>
+      </w:r>
+      <w:r>
+        <w:rPr>
+          <w:rStyle w:val="7"/>
+          <w:sz w:val="24"/>
+          <w:szCs w:val="24"/>
+        </w:rPr>
+        <w:t>ρ'：64 字节</w:t>
+      </w:r>
+      <w:r>
+        <w:rPr>
+          <w:rStyle w:val="7"/>
+          <w:rFonts w:hint="eastAsia" w:eastAsia="宋体"/>
+          <w:sz w:val="24"/>
+          <w:szCs w:val="24"/>
+          <w:lang w:val="en-US" w:eastAsia="zh-CN"/>
+        </w:rPr>
+        <w:tab/>
+        <w:t/>
+      </w:r>
+      <w:r>
+        <w:rPr>
+          <w:rStyle w:val="7"/>
+          <w:rFonts w:hint="eastAsia" w:eastAsia="宋体"/>
+          <w:sz w:val="24"/>
+          <w:szCs w:val="24"/>
+          <w:lang w:val="en-US" w:eastAsia="zh-CN"/>
+        </w:rPr>
+        <w:tab/>
+        <w:t/>
+      </w:r>
+      <w:r>
+        <w:rPr>
+          <w:rStyle w:val="7"/>
+          <w:rFonts w:hint="eastAsia" w:eastAsia="宋体"/>
+          <w:sz w:val="24"/>
+          <w:szCs w:val="24"/>
+          <w:lang w:val="en-US" w:eastAsia="zh-CN"/>
+        </w:rPr>
+        <w:tab/>
+      </w:r>
+      <w:r>
+        <w:rPr>
+          <w:rStyle w:val="7"/>
+          <w:sz w:val="24"/>
+          <w:szCs w:val="24"/>
+        </w:rPr>
+        <w:t>K：32 字节</w:t>
+      </w:r>
+    </w:p>
+    <w:p>
+      <w:pPr>
+        <w:pStyle w:val="4"/>
+        <w:keepNext w:val="0"/>
+        <w:keepLines w:val="0"/>
+        <w:widowControl/>
+        <w:suppressLineNumbers w:val="0"/>
+      </w:pPr>
+      <w:r>
+        <w:t>Step 2：矩阵与秘密向量生成</w:t>
+      </w:r>
+    </w:p>
+    <w:p>
+      <w:pPr>
+        <w:pStyle w:val="4"/>
+        <w:keepNext w:val="0"/>
+        <w:keepLines w:val="0"/>
+        <w:widowControl/>
+        <w:suppressLineNumbers w:val="0"/>
+        <w:jc w:val="center"/>
+        <w:rPr>
+          <w:rFonts w:ascii="Cambria Math" w:hAnsi="Cambria Math" w:cstheme="minorBidi"/>
+          <w:kern w:val="0"/>
+          <w:sz w:val="24"/>
+          <w:szCs w:val="24"/>
+          <w:lang w:val="en-US" w:bidi="ar"/>
+        </w:rPr>
+      </w:pPr>
+      <w:r>
+        <w:rPr>
+          <w:rFonts w:ascii="Cambria Math" w:hAnsi="Cambria Math" w:cstheme="minorBidi"/>
+          <w:kern w:val="0"/>
+          <w:sz w:val="24"/>
+          <w:szCs w:val="24"/>
+          <w:lang w:val="en-US" w:bidi="ar"/>
+        </w:rPr>
+        <w:t>Â = ExpandA(ρ)</w:t>
+      </w:r>
+    </w:p>
+    <w:p>
+      <w:pPr>
+        <w:pStyle w:val="4"/>
+        <w:keepNext w:val="0"/>
+        <w:keepLines w:val="0"/>
+        <w:widowControl/>
+        <w:suppressLineNumbers w:val="0"/>
+        <w:jc w:val="center"/>
+        <w:rPr>
+          <w:rFonts w:ascii="Cambria Math" w:hAnsi="Cambria Math" w:cstheme="minorBidi"/>
+          <w:kern w:val="0"/>
+          <w:sz w:val="24"/>
+          <w:szCs w:val="24"/>
+          <w:lang w:val="en-US" w:bidi="ar"/>
+        </w:rPr>
+      </w:pPr>
+      <w:r>
+        <w:rPr>
+          <w:rFonts w:ascii="Cambria Math" w:hAnsi="Cambria Math" w:cstheme="minorBidi"/>
+          <w:kern w:val="0"/>
+          <w:sz w:val="24"/>
+          <w:szCs w:val="24"/>
+          <w:lang w:val="en-US" w:bidi="ar"/>
+        </w:rPr>
+        <w:t>A = INTT(Â)</w:t>
+      </w:r>
+    </w:p>
+    <w:p>
+      <w:pPr>
+        <w:pStyle w:val="4"/>
+        <w:keepNext w:val="0"/>
+        <w:keepLines w:val="0"/>
+        <w:widowControl/>
+        <w:suppressLineNumbers w:val="0"/>
+        <w:jc w:val="center"/>
+        <w:rPr>
+          <w:rFonts w:ascii="Cambria Math" w:hAnsi="Cambria Math" w:cstheme="minorBidi"/>
+          <w:kern w:val="0"/>
+          <w:sz w:val="24"/>
+          <w:szCs w:val="24"/>
+          <w:lang w:val="en-US" w:bidi="ar"/>
+        </w:rPr>
+      </w:pPr>
+      <w:r>
+        <w:rPr>
+          <w:rFonts w:ascii="Cambria Math" w:hAnsi="Cambria Math" w:cstheme="minorBidi"/>
+          <w:kern w:val="0"/>
+          <w:sz w:val="24"/>
+          <w:szCs w:val="24"/>
+          <w:lang w:val="en-US" w:bidi="ar"/>
+        </w:rPr>
+        <w:t>(s₁, s₂) = ExpandS(ρ')</w:t>
+      </w:r>
+    </w:p>
+    <w:p>
+      <w:pPr>
+        <w:pStyle w:val="4"/>
+        <w:keepNext w:val="0"/>
+        <w:keepLines w:val="0"/>
+        <w:widowControl/>
+        <w:suppressLineNumbers w:val="0"/>
+        <w:ind w:left="420" w:leftChars="0" w:firstLine="420" w:firstLineChars="0"/>
+      </w:pPr>
+      <w:r>
+        <w:t>其中秘密向量系数满足：</w:t>
+      </w:r>
+    </w:p>
+    <w:p>
+      <w:pPr>
+        <w:pStyle w:val="4"/>
+        <w:keepNext w:val="0"/>
+        <w:keepLines w:val="0"/>
+        <w:widowControl/>
+        <w:suppressLineNumbers w:val="0"/>
+        <w:ind w:firstLine="420" w:firstLineChars="0"/>
+        <w:jc w:val="center"/>
+        <w:rPr>
+          <w:rFonts w:ascii="Cambria Math" w:hAnsi="Cambria Math" w:cstheme="minorBidi"/>
+          <w:kern w:val="0"/>
+          <w:sz w:val="24"/>
+          <w:szCs w:val="24"/>
+          <w:lang w:val="en-US" w:bidi="ar"/>
+        </w:rPr>
+      </w:pPr>
+      <w:r>
+        <w:rPr>
+          <w:rFonts w:ascii="Cambria Math" w:hAnsi="Cambria Math" w:cstheme="minorBidi"/>
+          <w:kern w:val="0"/>
+          <w:sz w:val="24"/>
+          <w:szCs w:val="24"/>
+          <w:lang w:val="en-US" w:bidi="ar"/>
+        </w:rPr>
+        <w:t>s₁[i], s₂[i] ∈ {-2, -1, 0, 1, 2}</w:t>
+      </w:r>
+    </w:p>
+    <w:p>
+      <w:pPr>
+        <w:pStyle w:val="4"/>
+        <w:keepNext w:val="0"/>
+        <w:keepLines w:val="0"/>
+        <w:widowControl/>
+        <w:suppressLineNumbers w:val="0"/>
+      </w:pPr>
+      <w:r>
+        <w:t>Step 3：计算公钥向量</w:t>
+      </w:r>
+    </w:p>
+    <w:p>
+      <w:pPr>
+        <w:pStyle w:val="4"/>
+        <w:keepNext w:val="0"/>
+        <w:keepLines w:val="0"/>
+        <w:widowControl/>
+        <w:suppressLineNumbers w:val="0"/>
+        <w:jc w:val="center"/>
+        <w:rPr>
+          <w:rFonts w:ascii="Cambria Math" w:hAnsi="Cambria Math" w:cstheme="minorBidi"/>
+          <w:kern w:val="0"/>
+          <w:sz w:val="24"/>
+          <w:szCs w:val="24"/>
+          <w:lang w:val="en-US" w:bidi="ar"/>
+        </w:rPr>
+      </w:pPr>
+      <w:r>
+        <w:rPr>
+          <w:rFonts w:ascii="Cambria Math" w:hAnsi="Cambria Math" w:cstheme="minorBidi"/>
+          <w:kern w:val="0"/>
+          <w:sz w:val="24"/>
+          <w:szCs w:val="24"/>
+          <w:lang w:val="en-US" w:bidi="ar"/>
+        </w:rPr>
+        <w:t>t = A·s₁ + s₂ (mod q)</w:t>
+      </w:r>
+    </w:p>
+    <w:p>
+      <w:pPr>
+        <w:pStyle w:val="4"/>
+        <w:keepNext w:val="0"/>
+        <w:keepLines w:val="0"/>
+        <w:widowControl/>
+        <w:suppressLineNumbers w:val="0"/>
+      </w:pPr>
+      <w:r>
+        <w:t>Step 4：Power2Round 分解</w:t>
+      </w:r>
+    </w:p>
+    <w:p>
+      <w:pPr>
+        <w:pStyle w:val="4"/>
+        <w:keepNext w:val="0"/>
+        <w:keepLines w:val="0"/>
+        <w:widowControl/>
+        <w:suppressLineNumbers w:val="0"/>
+        <w:jc w:val="center"/>
+        <w:rPr>
+          <w:rFonts w:ascii="Cambria Math" w:hAnsi="Cambria Math" w:cstheme="minorBidi"/>
+          <w:kern w:val="0"/>
+          <w:sz w:val="24"/>
+          <w:szCs w:val="24"/>
+          <w:lang w:val="en-US" w:bidi="ar"/>
+        </w:rPr>
+      </w:pPr>
+      <w:r>
+        <w:rPr>
+          <w:rFonts w:ascii="Cambria Math" w:hAnsi="Cambria Math" w:cstheme="minorBidi"/>
+          <w:kern w:val="0"/>
+          <w:sz w:val="24"/>
+          <w:szCs w:val="24"/>
+          <w:lang w:val="en-US" w:bidi="ar"/>
+        </w:rPr>
+        <w:t>t = 2¹³·t₁ + t₀ (mod q)</w:t>
+      </w:r>
+    </w:p>
+    <w:p>
+      <w:pPr>
+        <w:pStyle w:val="4"/>
+        <w:keepNext w:val="0"/>
+        <w:keepLines w:val="0"/>
+        <w:widowControl/>
+        <w:suppressLineNumbers w:val="0"/>
+      </w:pPr>
+      <w:r>
+        <w:t>Step 5：公私钥生成</w:t>
+      </w:r>
+    </w:p>
+    <w:p>
+      <w:pPr>
+        <w:pStyle w:val="4"/>
+        <w:keepNext w:val="0"/>
+        <w:keepLines w:val="0"/>
+        <w:widowControl/>
+        <w:suppressLineNumbers w:val="0"/>
+        <w:ind w:left="420" w:leftChars="0" w:firstLine="420" w:firstLineChars="0"/>
+        <w:jc w:val="center"/>
+        <w:rPr>
+          <w:rFonts w:ascii="Cambria Math" w:hAnsi="Cambria Math" w:cstheme="minorBidi"/>
+          <w:kern w:val="0"/>
+          <w:sz w:val="24"/>
+          <w:szCs w:val="24"/>
+          <w:lang w:val="en-US" w:bidi="ar"/>
+        </w:rPr>
+      </w:pPr>
+      <w:r>
+        <w:rPr>
+          <w:rFonts w:ascii="Cambria Math" w:hAnsi="Cambria Math" w:cstheme="minorBidi"/>
+          <w:kern w:val="0"/>
+          <w:sz w:val="24"/>
+          <w:szCs w:val="24"/>
+          <w:lang w:val="en-US" w:bidi="ar"/>
+        </w:rPr>
+        <w:t>pk = pkEncode(ρ, t₁)</w:t>
+      </w:r>
+    </w:p>
+    <w:p>
+      <w:pPr>
+        <w:pStyle w:val="4"/>
+        <w:keepNext w:val="0"/>
+        <w:keepLines w:val="0"/>
+        <w:widowControl/>
+        <w:suppressLineNumbers w:val="0"/>
+        <w:ind w:left="420" w:leftChars="0" w:firstLine="420" w:firstLineChars="0"/>
+        <w:jc w:val="center"/>
+        <w:rPr>
+          <w:rFonts w:ascii="Cambria Math" w:hAnsi="Cambria Math" w:cstheme="minorBidi"/>
+          <w:kern w:val="0"/>
+          <w:sz w:val="24"/>
+          <w:szCs w:val="24"/>
+          <w:lang w:val="en-US" w:bidi="ar"/>
+        </w:rPr>
+      </w:pPr>
+      <w:r>
+        <w:rPr>
+          <w:rFonts w:ascii="Cambria Math" w:hAnsi="Cambria Math" w:cstheme="minorBidi"/>
+          <w:kern w:val="0"/>
+          <w:sz w:val="24"/>
+          <w:szCs w:val="24"/>
+          <w:lang w:val="en-US" w:bidi="ar"/>
+        </w:rPr>
+        <w:t>tr = SHAKE256(pk, 64)</w:t>
+      </w:r>
+    </w:p>
+    <w:p>
+      <w:pPr>
+        <w:pStyle w:val="4"/>
+        <w:keepNext w:val="0"/>
+        <w:keepLines w:val="0"/>
+        <w:widowControl/>
+        <w:suppressLineNumbers w:val="0"/>
+        <w:ind w:left="420" w:leftChars="0" w:firstLine="420" w:firstLineChars="0"/>
+        <w:jc w:val="center"/>
+        <w:rPr>
+          <w:rFonts w:ascii="Cambria Math" w:hAnsi="Cambria Math" w:cstheme="minorBidi"/>
+          <w:kern w:val="0"/>
+          <w:sz w:val="24"/>
+          <w:szCs w:val="24"/>
+          <w:lang w:val="en-US" w:bidi="ar"/>
+        </w:rPr>
+      </w:pPr>
+      <w:r>
+        <w:rPr>
+          <w:rFonts w:ascii="Cambria Math" w:hAnsi="Cambria Math" w:cstheme="minorBidi"/>
+          <w:kern w:val="0"/>
+          <w:sz w:val="24"/>
+          <w:szCs w:val="24"/>
+          <w:lang w:val="en-US" w:bidi="ar"/>
+        </w:rPr>
+        <w:t>sk = skEncode(ρ, K, tr, s₁, s₂, t₀)</w:t>
+      </w:r>
+    </w:p>
+    <w:p>
+      <w:pPr>
+        <w:pStyle w:val="2"/>
+        <w:keepNext w:val="0"/>
+        <w:keepLines w:val="0"/>
+        <w:widowControl/>
+        <w:suppressLineNumbers w:val="0"/>
+      </w:pPr>
+      <w:r>
+        <w:t>五、Dilithium 数字签名流程</w:t>
+      </w:r>
+    </w:p>
+    <w:p>
+      <w:pPr>
+        <w:pStyle w:val="4"/>
+        <w:keepNext w:val="0"/>
+        <w:keepLines w:val="0"/>
+        <w:widowControl/>
+        <w:suppressLineNumbers w:val="0"/>
+      </w:pPr>
+      <w:r>
+        <w:t>Step 1：消息预处理</w:t>
+      </w:r>
+    </w:p>
+    <w:p>
+      <w:pPr>
+        <w:pStyle w:val="4"/>
+        <w:keepNext w:val="0"/>
+        <w:keepLines w:val="0"/>
+        <w:widowControl/>
+        <w:suppressLineNumbers w:val="0"/>
+        <w:ind w:left="420" w:leftChars="0" w:firstLine="420" w:firstLineChars="0"/>
+      </w:pPr>
+      <w:r>
+        <w:t>构造消息：</w:t>
+      </w:r>
+    </w:p>
+    <w:p>
+      <w:pPr>
+        <w:pStyle w:val="4"/>
+        <w:keepNext w:val="0"/>
+        <w:keepLines w:val="0"/>
+        <w:widowControl/>
+        <w:suppressLineNumbers w:val="0"/>
+        <w:ind w:left="420" w:leftChars="0" w:firstLine="420" w:firstLineChars="0"/>
+        <w:jc w:val="center"/>
+        <w:rPr>
+          <w:rFonts w:ascii="Cambria Math" w:hAnsi="Cambria Math" w:cstheme="minorBidi"/>
+          <w:kern w:val="0"/>
+          <w:sz w:val="24"/>
+          <w:szCs w:val="24"/>
+          <w:lang w:val="en-US" w:bidi="ar"/>
+        </w:rPr>
+      </w:pPr>
+      <w:r>
+        <w:rPr>
+          <w:rFonts w:ascii="Cambria Math" w:hAnsi="Cambria Math" w:cstheme="minorBidi"/>
+          <w:kern w:val="0"/>
+          <w:sz w:val="24"/>
+          <w:szCs w:val="24"/>
+          <w:lang w:val="en-US" w:bidi="ar"/>
+        </w:rPr>
+        <w:t>M' = 0x00 || len(ctx) || ctx || M</w:t>
+      </w:r>
+    </w:p>
+    <w:p>
+      <w:pPr>
+        <w:pStyle w:val="4"/>
+        <w:keepNext w:val="0"/>
+        <w:keepLines w:val="0"/>
+        <w:widowControl/>
+        <w:suppressLineNumbers w:val="0"/>
+        <w:ind w:left="420" w:leftChars="0" w:firstLine="420" w:firstLineChars="0"/>
+      </w:pPr>
+      <w:r>
+        <w:t>计算消息摘要：</w:t>
+      </w:r>
+    </w:p>
+    <w:p>
+      <w:pPr>
+        <w:pStyle w:val="4"/>
+        <w:keepNext w:val="0"/>
+        <w:keepLines w:val="0"/>
+        <w:widowControl/>
+        <w:suppressLineNumbers w:val="0"/>
+        <w:ind w:left="420" w:leftChars="0" w:firstLine="420" w:firstLineChars="0"/>
+        <w:jc w:val="center"/>
+        <w:rPr>
+          <w:rFonts w:ascii="Cambria Math" w:hAnsi="Cambria Math" w:cstheme="minorBidi"/>
+          <w:kern w:val="0"/>
+          <w:sz w:val="24"/>
+          <w:szCs w:val="24"/>
+          <w:lang w:val="en-US" w:bidi="ar"/>
+        </w:rPr>
+      </w:pPr>
+      <w:r>
+        <w:rPr>
+          <w:rFonts w:ascii="Cambria Math" w:hAnsi="Cambria Math" w:cstheme="minorBidi"/>
+          <w:kern w:val="0"/>
+          <w:sz w:val="24"/>
+          <w:szCs w:val="24"/>
+          <w:lang w:val="en-US" w:bidi="ar"/>
+        </w:rPr>
+        <w:t>μ = SHAKE256(tr || M', 64)</w:t>
+      </w:r>
+    </w:p>
+    <w:p>
+      <w:pPr>
+        <w:pStyle w:val="4"/>
+        <w:keepNext w:val="0"/>
+        <w:keepLines w:val="0"/>
+        <w:widowControl/>
+        <w:suppressLineNumbers w:val="0"/>
+        <w:ind w:left="420" w:leftChars="0" w:firstLine="420" w:firstLineChars="0"/>
+      </w:pPr>
+      <w:r>
+        <w:t>计算临时采样种子：</w:t>
+      </w:r>
+    </w:p>
+    <w:p>
+      <w:pPr>
+        <w:pStyle w:val="4"/>
+        <w:keepNext w:val="0"/>
+        <w:keepLines w:val="0"/>
+        <w:widowControl/>
+        <w:suppressLineNumbers w:val="0"/>
+        <w:ind w:left="420" w:leftChars="0" w:firstLine="420" w:firstLineChars="0"/>
+        <w:jc w:val="center"/>
+        <w:rPr>
+          <w:rFonts w:ascii="Cambria Math" w:hAnsi="Cambria Math" w:cstheme="minorBidi"/>
+          <w:kern w:val="0"/>
+          <w:sz w:val="24"/>
+          <w:szCs w:val="24"/>
+          <w:lang w:val="en-US" w:bidi="ar"/>
+        </w:rPr>
+      </w:pPr>
+      <w:r>
+        <w:rPr>
+          <w:rFonts w:ascii="Cambria Math" w:hAnsi="Cambria Math" w:cstheme="minorBidi"/>
+          <w:kern w:val="0"/>
+          <w:sz w:val="24"/>
+          <w:szCs w:val="24"/>
+          <w:lang w:val="en-US" w:bidi="ar"/>
+        </w:rPr>
+        <w:t>ρ'' = SHAKE256(K || rnd || μ, 64)</w:t>
+      </w:r>
+    </w:p>
+    <w:p>
+      <w:pPr>
+        <w:pStyle w:val="4"/>
+        <w:keepNext w:val="0"/>
+        <w:keepLines w:val="0"/>
+        <w:widowControl/>
+        <w:suppressLineNumbers w:val="0"/>
+      </w:pPr>
+      <w:r>
+        <w:t>Step 2：生成临时秘密向量 y</w:t>
+      </w:r>
+    </w:p>
+    <w:p>
+      <w:pPr>
+        <w:pStyle w:val="4"/>
+        <w:keepNext w:val="0"/>
+        <w:keepLines w:val="0"/>
+        <w:widowControl/>
+        <w:suppressLineNumbers w:val="0"/>
+        <w:ind w:left="420" w:leftChars="0" w:firstLine="420" w:firstLineChars="0"/>
+        <w:jc w:val="center"/>
+        <w:rPr>
+          <w:rFonts w:ascii="Cambria Math" w:hAnsi="Cambria Math" w:cstheme="minorBidi"/>
+          <w:kern w:val="0"/>
+          <w:sz w:val="24"/>
+          <w:szCs w:val="24"/>
+          <w:lang w:val="en-US" w:bidi="ar"/>
+        </w:rPr>
+      </w:pPr>
+      <w:r>
+        <w:rPr>
+          <w:rFonts w:ascii="Cambria Math" w:hAnsi="Cambria Math" w:cstheme="minorBidi"/>
+          <w:kern w:val="0"/>
+          <w:sz w:val="24"/>
+          <w:szCs w:val="24"/>
+          <w:lang w:val="en-US" w:bidi="ar"/>
+        </w:rPr>
+        <w:t>y = ExpandMask(ρ'', κ)</w:t>
+      </w:r>
+    </w:p>
+    <w:p>
+      <w:pPr>
+        <w:pStyle w:val="4"/>
+        <w:keepNext w:val="0"/>
+        <w:keepLines w:val="0"/>
+        <w:widowControl/>
+        <w:suppressLineNumbers w:val="0"/>
+        <w:ind w:left="420" w:leftChars="0" w:firstLine="420" w:firstLineChars="0"/>
+      </w:pPr>
+      <w:r>
+        <w:t>其中：</w:t>
+      </w:r>
+    </w:p>
+    <w:p>
+      <w:pPr>
+        <w:pStyle w:val="4"/>
+        <w:keepNext w:val="0"/>
+        <w:keepLines w:val="0"/>
+        <w:widowControl/>
+        <w:suppressLineNumbers w:val="0"/>
+        <w:ind w:left="420" w:leftChars="0" w:firstLine="420" w:firstLineChars="0"/>
+        <w:jc w:val="center"/>
+        <w:rPr>
+          <w:rFonts w:ascii="Cambria Math" w:hAnsi="Cambria Math" w:cstheme="minorBidi"/>
+          <w:kern w:val="0"/>
+          <w:sz w:val="24"/>
+          <w:szCs w:val="24"/>
+          <w:lang w:val="en-US" w:bidi="ar"/>
+        </w:rPr>
+      </w:pPr>
+      <w:r>
+        <w:rPr>
+          <w:rFonts w:ascii="Cambria Math" w:hAnsi="Cambria Math" w:cstheme="minorBidi"/>
+          <w:kern w:val="0"/>
+          <w:sz w:val="24"/>
+          <w:szCs w:val="24"/>
+          <w:lang w:val="en-US" w:bidi="ar"/>
+        </w:rPr>
+        <w:t>gamma1 = 131072</w:t>
+      </w:r>
+    </w:p>
+    <w:p>
+      <w:pPr>
+        <w:pStyle w:val="4"/>
+        <w:keepNext w:val="0"/>
+        <w:keepLines w:val="0"/>
+        <w:widowControl/>
+        <w:suppressLineNumbers w:val="0"/>
+        <w:ind w:left="420" w:leftChars="0" w:firstLine="420" w:firstLineChars="0"/>
+        <w:jc w:val="center"/>
+        <w:rPr>
+          <w:rFonts w:ascii="Cambria Math" w:hAnsi="Cambria Math" w:cstheme="minorBidi"/>
+          <w:kern w:val="0"/>
+          <w:sz w:val="24"/>
+          <w:szCs w:val="24"/>
+          <w:lang w:val="en-US" w:bidi="ar"/>
+        </w:rPr>
+      </w:pPr>
+      <w:r>
+        <w:rPr>
+          <w:rFonts w:ascii="Cambria Math" w:hAnsi="Cambria Math" w:cstheme="minorBidi"/>
+          <w:kern w:val="0"/>
+          <w:sz w:val="24"/>
+          <w:szCs w:val="24"/>
+          <w:lang w:val="en-US" w:bidi="ar"/>
+        </w:rPr>
+        <w:t>-131071 ≤ y[i] ≤ 131072</w:t>
+      </w:r>
+    </w:p>
+    <w:p>
+      <w:pPr>
+        <w:pStyle w:val="4"/>
+        <w:keepNext w:val="0"/>
+        <w:keepLines w:val="0"/>
+        <w:widowControl/>
+        <w:suppressLineNumbers w:val="0"/>
+      </w:pPr>
+      <w:r>
+        <w:t>Step 3：计算承诺向量 w</w:t>
+      </w:r>
+    </w:p>
+    <w:p>
+      <w:pPr>
+        <w:pStyle w:val="4"/>
+        <w:keepNext w:val="0"/>
+        <w:keepLines w:val="0"/>
+        <w:widowControl/>
+        <w:suppressLineNumbers w:val="0"/>
+        <w:jc w:val="center"/>
+        <w:rPr>
+          <w:rFonts w:ascii="Cambria Math" w:hAnsi="Cambria Math" w:cstheme="minorBidi"/>
+          <w:kern w:val="0"/>
+          <w:sz w:val="24"/>
+          <w:szCs w:val="24"/>
+          <w:lang w:val="en-US" w:bidi="ar"/>
+        </w:rPr>
+      </w:pPr>
+      <w:r>
+        <w:rPr>
+          <w:rFonts w:ascii="Cambria Math" w:hAnsi="Cambria Math" w:cstheme="minorBidi"/>
+          <w:kern w:val="0"/>
+          <w:sz w:val="24"/>
+          <w:szCs w:val="24"/>
+          <w:lang w:val="en-US" w:bidi="ar"/>
+        </w:rPr>
+        <w:t>w = A·y (mod q)</w:t>
+      </w:r>
+    </w:p>
+    <w:p>
+      <w:pPr>
+        <w:pStyle w:val="4"/>
+        <w:keepNext w:val="0"/>
+        <w:keepLines w:val="0"/>
+        <w:widowControl/>
+        <w:suppressLineNumbers w:val="0"/>
+      </w:pPr>
+      <w:r>
+        <w:t>Step 4：Decompose 分解</w:t>
+      </w:r>
+    </w:p>
+    <w:p>
+      <w:pPr>
+        <w:pStyle w:val="4"/>
+        <w:keepNext w:val="0"/>
+        <w:keepLines w:val="0"/>
+        <w:widowControl/>
+        <w:suppressLineNumbers w:val="0"/>
+        <w:ind w:left="840" w:leftChars="0" w:firstLine="0" w:firstLineChars="0"/>
+      </w:pPr>
+      <w:r>
+        <w:t>将 w 分为高位与低位：</w:t>
+      </w:r>
+    </w:p>
+    <w:p>
+      <w:pPr>
+        <w:pStyle w:val="4"/>
+        <w:keepNext w:val="0"/>
+        <w:keepLines w:val="0"/>
+        <w:widowControl/>
+        <w:suppressLineNumbers w:val="0"/>
+        <w:ind w:left="420" w:leftChars="0" w:firstLine="420" w:firstLineChars="0"/>
+        <w:jc w:val="center"/>
+        <w:rPr>
+          <w:rFonts w:ascii="Cambria Math" w:hAnsi="Cambria Math" w:cstheme="minorBidi"/>
+          <w:kern w:val="0"/>
+          <w:sz w:val="24"/>
+          <w:szCs w:val="24"/>
+          <w:lang w:val="en-US" w:bidi="ar"/>
+        </w:rPr>
+      </w:pPr>
+      <w:r>
+        <w:rPr>
+          <w:rFonts w:ascii="Cambria Math" w:hAnsi="Cambria Math" w:cstheme="minorBidi"/>
+          <w:kern w:val="0"/>
+          <w:sz w:val="24"/>
+          <w:szCs w:val="24"/>
+          <w:lang w:val="en-US" w:bidi="ar"/>
+        </w:rPr>
+        <w:t>w = 2·gamma2·w₁ + w₀ (mod q)</w:t>
+      </w:r>
+    </w:p>
+    <w:p>
+      <w:pPr>
+        <w:pStyle w:val="4"/>
+        <w:keepNext w:val="0"/>
+        <w:keepLines w:val="0"/>
+        <w:widowControl/>
+        <w:suppressLineNumbers w:val="0"/>
+        <w:ind w:left="840" w:leftChars="0" w:firstLine="0" w:firstLineChars="0"/>
+      </w:pPr>
+      <w:r>
+        <w:t>其中：</w:t>
+      </w:r>
+    </w:p>
+    <w:p>
+      <w:pPr>
+        <w:pStyle w:val="4"/>
+        <w:keepNext w:val="0"/>
+        <w:keepLines w:val="0"/>
+        <w:widowControl/>
+        <w:suppressLineNumbers w:val="0"/>
+        <w:ind w:left="840" w:leftChars="0" w:firstLine="0" w:firstLineChars="0"/>
+        <w:jc w:val="center"/>
+        <w:rPr>
+          <w:rFonts w:ascii="Cambria Math" w:hAnsi="Cambria Math" w:cstheme="minorBidi"/>
+          <w:kern w:val="0"/>
+          <w:sz w:val="24"/>
+          <w:szCs w:val="24"/>
+          <w:lang w:val="en-US" w:bidi="ar"/>
+        </w:rPr>
+      </w:pPr>
+      <w:r>
+        <w:rPr>
+          <w:rFonts w:ascii="Cambria Math" w:hAnsi="Cambria Math" w:cstheme="minorBidi"/>
+          <w:kern w:val="0"/>
+          <w:sz w:val="24"/>
+          <w:szCs w:val="24"/>
+          <w:lang w:val="en-US" w:bidi="ar"/>
+        </w:rPr>
+        <w:t>gamma2 = 95232</w:t>
+      </w:r>
+    </w:p>
+    <w:p>
+      <w:pPr>
+        <w:pStyle w:val="4"/>
+        <w:keepNext w:val="0"/>
+        <w:keepLines w:val="0"/>
+        <w:widowControl/>
+        <w:suppressLineNumbers w:val="0"/>
+        <w:ind w:left="840" w:leftChars="0" w:firstLine="0" w:firstLineChars="0"/>
+        <w:jc w:val="center"/>
+        <w:rPr>
+          <w:rFonts w:ascii="Cambria Math" w:hAnsi="Cambria Math" w:cstheme="minorBidi"/>
+          <w:kern w:val="0"/>
+          <w:sz w:val="24"/>
+          <w:szCs w:val="24"/>
+          <w:lang w:val="en-US" w:bidi="ar"/>
+        </w:rPr>
+      </w:pPr>
+      <w:r>
+        <w:rPr>
+          <w:rFonts w:ascii="Cambria Math" w:hAnsi="Cambria Math" w:cstheme="minorBidi"/>
+          <w:kern w:val="0"/>
+          <w:sz w:val="24"/>
+          <w:szCs w:val="24"/>
+          <w:lang w:val="en-US" w:bidi="ar"/>
+        </w:rPr>
+        <w:t>w₁ = HighBits(w, 2·gamma2)</w:t>
+      </w:r>
+    </w:p>
+    <w:p>
+      <w:pPr>
+        <w:pStyle w:val="4"/>
+        <w:keepNext w:val="0"/>
+        <w:keepLines w:val="0"/>
+        <w:widowControl/>
+        <w:suppressLineNumbers w:val="0"/>
+        <w:ind w:left="840" w:leftChars="0" w:firstLine="0" w:firstLineChars="0"/>
+        <w:jc w:val="center"/>
+        <w:rPr>
+          <w:rFonts w:ascii="Cambria Math" w:hAnsi="Cambria Math" w:cstheme="minorBidi"/>
+          <w:kern w:val="0"/>
+          <w:sz w:val="24"/>
+          <w:szCs w:val="24"/>
+          <w:lang w:val="en-US" w:bidi="ar"/>
+        </w:rPr>
+      </w:pPr>
+      <w:r>
+        <w:rPr>
+          <w:rFonts w:ascii="Cambria Math" w:hAnsi="Cambria Math" w:cstheme="minorBidi"/>
+          <w:kern w:val="0"/>
+          <w:sz w:val="24"/>
+          <w:szCs w:val="24"/>
+          <w:lang w:val="en-US" w:bidi="ar"/>
+        </w:rPr>
+        <w:t>w₀ = LowBits(w, 2·gamma2)</w:t>
+      </w:r>
+    </w:p>
+    <w:p>
+      <w:pPr>
+        <w:pStyle w:val="2"/>
+        <w:keepNext w:val="0"/>
+        <w:keepLines w:val="0"/>
+        <w:widowControl/>
+        <w:suppressLineNumbers w:val="0"/>
+      </w:pPr>
+      <w:r>
+        <w:t>六、挑战多项式 C 的生成</w:t>
+      </w:r>
+    </w:p>
+    <w:p>
+      <w:pPr>
+        <w:pStyle w:val="4"/>
+        <w:keepNext w:val="0"/>
+        <w:keepLines w:val="0"/>
+        <w:widowControl/>
+        <w:suppressLineNumbers w:val="0"/>
+        <w:ind w:firstLine="420" w:firstLineChars="0"/>
+      </w:pPr>
+      <w:r>
+        <w:t>这是目前实现到的最新阶段。</w:t>
+      </w:r>
+    </w:p>
+    <w:p>
+      <w:pPr>
+        <w:pStyle w:val="4"/>
+        <w:keepNext w:val="0"/>
+        <w:keepLines w:val="0"/>
+        <w:widowControl/>
+        <w:suppressLineNumbers w:val="0"/>
+        <w:ind w:firstLine="420" w:firstLineChars="0"/>
+      </w:pPr>
+      <w:r>
+        <w:t>Step 1：对承诺高位进行编码</w:t>
+      </w:r>
+    </w:p>
+    <w:p>
+      <w:pPr>
+        <w:pStyle w:val="4"/>
+        <w:keepNext w:val="0"/>
+        <w:keepLines w:val="0"/>
+        <w:widowControl/>
+        <w:suppressLineNumbers w:val="0"/>
+        <w:ind w:firstLine="420" w:firstLineChars="0"/>
+        <w:jc w:val="center"/>
+        <w:rPr>
+          <w:rFonts w:ascii="Cambria Math" w:hAnsi="Cambria Math" w:cstheme="minorBidi"/>
+          <w:kern w:val="0"/>
+          <w:sz w:val="24"/>
+          <w:szCs w:val="24"/>
+          <w:lang w:val="en-US" w:bidi="ar"/>
+        </w:rPr>
+      </w:pPr>
+      <w:r>
+        <w:rPr>
+          <w:rFonts w:ascii="Cambria Math" w:hAnsi="Cambria Math" w:cstheme="minorBidi"/>
+          <w:kern w:val="0"/>
+          <w:sz w:val="24"/>
+          <w:szCs w:val="24"/>
+          <w:lang w:val="en-US" w:bidi="ar"/>
+        </w:rPr>
+        <w:t>w1_bytes = w1Encode(w₁)</w:t>
+      </w:r>
+    </w:p>
+    <w:p>
+      <w:pPr>
+        <w:pStyle w:val="4"/>
+        <w:keepNext w:val="0"/>
+        <w:keepLines w:val="0"/>
+        <w:widowControl/>
+        <w:suppressLineNumbers w:val="0"/>
         <w:ind w:left="1680" w:leftChars="0" w:firstLine="420" w:firstLineChars="0"/>
-        <w:rPr>
-          <w:rFonts w:hint="default" w:hAnsi="Cambria Math" w:eastAsia="宋体"/>
-          <w:i w:val="0"/>
-          <w:sz w:val="24"/>
-          <w:lang w:val="en-US" w:eastAsia="zh-CN"/>
-        </w:rPr>
-      </w:pPr>
+      </w:pPr>
+      <w:r>
+        <w:t>对于 ML-DSA-44，每个高位系数使用 6 位编码。</w:t>
+      </w:r>
+    </w:p>
+    <w:p>
+      <w:pPr>
+        <w:pStyle w:val="4"/>
+        <w:keepNext w:val="0"/>
+        <w:keepLines w:val="0"/>
+        <w:widowControl/>
+        <w:suppressLineNumbers w:val="0"/>
+        <w:ind w:firstLine="420" w:firstLineChars="0"/>
+      </w:pPr>
+      <w:r>
+        <w:t>Step 2：生成挑战种子</w:t>
+      </w:r>
+    </w:p>
+    <w:p>
+      <w:pPr>
+        <w:pStyle w:val="4"/>
+        <w:keepNext w:val="0"/>
+        <w:keepLines w:val="0"/>
+        <w:widowControl/>
+        <w:suppressLineNumbers w:val="0"/>
+        <w:ind w:left="1680" w:leftChars="0" w:firstLine="420" w:firstLineChars="0"/>
+        <w:rPr>
+          <w:rFonts w:ascii="Cambria Math" w:hAnsi="Cambria Math" w:cstheme="minorBidi"/>
+          <w:kern w:val="0"/>
+          <w:sz w:val="24"/>
+          <w:szCs w:val="24"/>
+          <w:lang w:val="en-US" w:bidi="ar"/>
+        </w:rPr>
+      </w:pPr>
+      <w:r>
+        <w:rPr>
+          <w:rFonts w:ascii="Cambria Math" w:hAnsi="Cambria Math" w:cstheme="minorBidi"/>
+          <w:kern w:val="0"/>
+          <w:sz w:val="24"/>
+          <w:szCs w:val="24"/>
+          <w:lang w:val="en-US" w:bidi="ar"/>
+        </w:rPr>
+        <w:t>c_tilde = SHAKE256(μ || w1_bytes, 32)</w:t>
+      </w:r>
+    </w:p>
+    <w:p>
+      <w:pPr>
+        <w:pStyle w:val="4"/>
+        <w:keepNext w:val="0"/>
+        <w:keepLines w:val="0"/>
+        <w:widowControl/>
+        <w:suppressLineNumbers w:val="0"/>
+        <w:ind w:left="1680" w:leftChars="0" w:firstLine="420" w:firstLineChars="0"/>
+      </w:pPr>
+      <w:r>
+        <w:t>得到长度为 32 字节的挑战种子。</w:t>
+      </w:r>
+    </w:p>
+    <w:p>
+      <w:pPr>
+        <w:pStyle w:val="4"/>
+        <w:keepNext w:val="0"/>
+        <w:keepLines w:val="0"/>
+        <w:widowControl/>
+        <w:suppressLineNumbers w:val="0"/>
+        <w:ind w:firstLine="420" w:firstLineChars="0"/>
+        <w:rPr>
+          <w:rFonts w:ascii="Cambria Math" w:hAnsi="Cambria Math" w:cstheme="minorBidi"/>
+          <w:kern w:val="0"/>
+          <w:sz w:val="24"/>
+          <w:szCs w:val="24"/>
+          <w:lang w:val="en-US" w:bidi="ar"/>
+        </w:rPr>
+      </w:pPr>
+      <w:r>
+        <w:t>Step 3：生成挑战多项式</w:t>
+      </w:r>
+    </w:p>
+    <w:p>
+      <w:pPr>
+        <w:pStyle w:val="4"/>
+        <w:keepNext w:val="0"/>
+        <w:keepLines w:val="0"/>
+        <w:widowControl/>
+        <w:suppressLineNumbers w:val="0"/>
+        <w:ind w:left="1260" w:leftChars="0" w:firstLine="420" w:firstLineChars="0"/>
+        <w:rPr>
+          <w:rFonts w:ascii="Cambria Math" w:hAnsi="Cambria Math" w:cstheme="minorBidi"/>
+          <w:kern w:val="0"/>
+          <w:sz w:val="24"/>
+          <w:szCs w:val="24"/>
+          <w:lang w:val="en-US" w:bidi="ar"/>
+        </w:rPr>
+      </w:pPr>
+      <w:r>
+        <w:rPr>
+          <w:rFonts w:ascii="Cambria Math" w:hAnsi="Cambria Math" w:cstheme="minorBidi"/>
+          <w:kern w:val="0"/>
+          <w:sz w:val="24"/>
+          <w:szCs w:val="24"/>
+          <w:lang w:val="en-US" w:bidi="ar"/>
+        </w:rPr>
+        <w:t>c = SampleInBall(c_tilde)</w:t>
+      </w:r>
+    </w:p>
+    <w:p>
+      <w:pPr>
+        <w:pStyle w:val="4"/>
+        <w:keepNext w:val="0"/>
+        <w:keepLines w:val="0"/>
+        <w:widowControl/>
+        <w:suppressLineNumbers w:val="0"/>
+        <w:ind w:left="1260" w:leftChars="0" w:firstLine="420" w:firstLineChars="0"/>
+      </w:pPr>
+      <w:r>
+        <w:t>挑战多项式共有 256 个系数。</w:t>
+      </w:r>
+    </w:p>
+    <w:p>
+      <w:pPr>
+        <w:pStyle w:val="4"/>
+        <w:keepNext w:val="0"/>
+        <w:keepLines w:val="0"/>
+        <w:widowControl/>
+        <w:suppressLineNumbers w:val="0"/>
+        <w:ind w:left="1260" w:leftChars="0" w:firstLine="420" w:firstLineChars="0"/>
+      </w:pPr>
+      <w:r>
+        <w:t>每个系数满足：</w:t>
+      </w:r>
+    </w:p>
+    <w:p>
+      <w:pPr>
+        <w:pStyle w:val="4"/>
+        <w:keepNext w:val="0"/>
+        <w:keepLines w:val="0"/>
+        <w:widowControl/>
+        <w:suppressLineNumbers w:val="0"/>
+        <w:ind w:left="1260" w:leftChars="0" w:firstLine="420" w:firstLineChars="0"/>
+        <w:rPr>
+          <w:rFonts w:ascii="Cambria Math" w:hAnsi="Cambria Math" w:cstheme="minorBidi"/>
+          <w:kern w:val="0"/>
+          <w:sz w:val="24"/>
+          <w:szCs w:val="24"/>
+          <w:lang w:val="en-US" w:bidi="ar"/>
+        </w:rPr>
+      </w:pPr>
+      <w:r>
+        <w:rPr>
+          <w:rFonts w:ascii="Cambria Math" w:hAnsi="Cambria Math" w:cstheme="minorBidi"/>
+          <w:kern w:val="0"/>
+          <w:sz w:val="24"/>
+          <w:szCs w:val="24"/>
+          <w:lang w:val="en-US" w:bidi="ar"/>
+        </w:rPr>
+        <w:t>c[i] ∈ {-1, 0, 1}</w:t>
+      </w:r>
+    </w:p>
+    <w:p>
+      <w:pPr>
+        <w:pStyle w:val="4"/>
+        <w:keepNext w:val="0"/>
+        <w:keepLines w:val="0"/>
+        <w:widowControl/>
+        <w:suppressLineNumbers w:val="0"/>
+        <w:ind w:left="1260" w:leftChars="0" w:firstLine="420" w:firstLineChars="0"/>
+      </w:pPr>
+      <w:r>
+        <w:t>其中：</w:t>
+      </w:r>
+    </w:p>
+    <w:p>
+      <w:pPr>
+        <w:pStyle w:val="4"/>
+        <w:keepNext w:val="0"/>
+        <w:keepLines w:val="0"/>
+        <w:widowControl/>
+        <w:suppressLineNumbers w:val="0"/>
+        <w:ind w:left="1260" w:leftChars="0" w:firstLine="420" w:firstLineChars="0"/>
+        <w:rPr>
+          <w:rFonts w:ascii="Cambria Math" w:hAnsi="Cambria Math" w:cstheme="minorBidi"/>
+          <w:kern w:val="0"/>
+          <w:sz w:val="24"/>
+          <w:szCs w:val="24"/>
+          <w:lang w:val="en-US" w:bidi="ar"/>
+        </w:rPr>
+      </w:pPr>
+      <w:r>
+        <w:rPr>
+          <w:rFonts w:ascii="Cambria Math" w:hAnsi="Cambria Math" w:cstheme="minorBidi"/>
+          <w:kern w:val="0"/>
+          <w:sz w:val="24"/>
+          <w:szCs w:val="24"/>
+          <w:lang w:val="en-US" w:bidi="ar"/>
+        </w:rPr>
+        <w:t>tau = 39</w:t>
+      </w:r>
+    </w:p>
+    <w:p>
+      <w:pPr>
+        <w:pStyle w:val="4"/>
+        <w:keepNext w:val="0"/>
+        <w:keepLines w:val="0"/>
+        <w:widowControl/>
+        <w:suppressLineNumbers w:val="0"/>
+        <w:ind w:left="1260" w:leftChars="0" w:firstLine="420" w:firstLineChars="0"/>
+      </w:pPr>
+      <w:r>
+        <w:t>即恰好有 39 个非零系数。</w:t>
+      </w:r>
+    </w:p>
+    <w:p>
+      <w:pPr>
+        <w:pStyle w:val="4"/>
+        <w:keepNext w:val="0"/>
+        <w:keepLines w:val="0"/>
+        <w:widowControl/>
+        <w:suppressLineNumbers w:val="0"/>
+        <w:ind w:firstLine="420" w:firstLineChars="0"/>
+      </w:pPr>
+      <w:r>
+        <w:t>实现时通过 SHAKE256 产生伪随机字节，使用拒绝采样选择非零位置，并通过符号位确定对应系数为 +1 或 -1。</w:t>
+      </w:r>
       <w:bookmarkStart w:id="0" w:name="_GoBack"/>
       <w:bookmarkEnd w:id="0"/>
-      <w:r>
-        <w:rPr>
-          <w:rFonts w:hint="eastAsia" w:hAnsi="Cambria Math" w:eastAsia="宋体"/>
-          <w:i w:val="0"/>
-          <w:sz w:val="24"/>
-          <w:lang w:val="en-US" w:eastAsia="zh-CN"/>
-        </w:rPr>
-        <w:t>逆NTT将A转换到多项式域</w:t>
-      </w:r>
-    </w:p>
-    <w:p>
-      <w:pPr>
-        <w:pStyle w:val="2"/>
-        <w:bidi w:val="0"/>
-        <w:rPr>
-          <w:rFonts w:hint="eastAsia"/>
-          <w:lang w:val="en-US" w:eastAsia="zh-CN"/>
-        </w:rPr>
-      </w:pPr>
-      <w:r>
-        <w:rPr>
-          <w:rFonts w:hint="eastAsia"/>
-          <w:lang w:val="en-US" w:eastAsia="zh-CN"/>
-        </w:rPr>
-        <w:t>重要零件：</w:t>
-      </w:r>
-    </w:p>
-    <w:p>
-      <w:pPr>
-        <w:numPr>
-          <w:ilvl w:val="0"/>
-          <w:numId w:val="1"/>
-        </w:numPr>
-        <w:ind w:left="420" w:leftChars="0" w:hanging="420" w:firstLineChars="0"/>
-        <w:rPr>
-          <w:rFonts w:hint="default" w:ascii="Times New Roman" w:hAnsi="Times New Roman" w:cs="Times New Roman"/>
-          <w:lang w:val="en-US" w:eastAsia="zh-CN"/>
-        </w:rPr>
-      </w:pPr>
-      <w:r>
-        <w:rPr>
-          <w:rFonts w:hint="eastAsia" w:ascii="Times New Roman" w:hAnsi="Times New Roman" w:cs="Times New Roman"/>
-          <w:lang w:val="en-US" w:eastAsia="zh-CN"/>
-        </w:rPr>
-        <w:t>SHAKE</w:t>
-      </w:r>
-      <w:r>
-        <w:rPr>
-          <w:rFonts w:hint="default" w:ascii="Times New Roman" w:hAnsi="Times New Roman" w:cs="Times New Roman"/>
-          <w:lang w:val="en-US" w:eastAsia="zh-CN"/>
-        </w:rPr>
-        <w:t>128</w:t>
-      </w:r>
-      <w:r>
-        <w:rPr>
-          <w:rFonts w:hint="eastAsia" w:ascii="Times New Roman" w:hAnsi="Times New Roman" w:cs="Times New Roman"/>
-          <w:lang w:val="en-US" w:eastAsia="zh-CN"/>
-        </w:rPr>
-        <w:t>与SHAKE256扩展</w:t>
-      </w:r>
-    </w:p>
-    <w:p>
-      <w:pPr>
-        <w:numPr>
-          <w:ilvl w:val="0"/>
-          <w:numId w:val="1"/>
-        </w:numPr>
-        <w:ind w:left="420" w:leftChars="0" w:hanging="420" w:firstLineChars="0"/>
-        <w:rPr>
-          <w:rFonts w:hint="default" w:ascii="Times New Roman" w:hAnsi="Times New Roman" w:cs="Times New Roman"/>
-          <w:lang w:val="en-US" w:eastAsia="zh-CN"/>
-        </w:rPr>
-      </w:pPr>
-      <w:r>
-        <w:rPr>
-          <w:rFonts w:hint="eastAsia" w:ascii="Times New Roman" w:hAnsi="Times New Roman" w:cs="Times New Roman"/>
-          <w:lang w:val="en-US" w:eastAsia="zh-CN"/>
-        </w:rPr>
-        <w:t>随机数种子生成</w:t>
-      </w:r>
-    </w:p>
-    <w:p>
-      <w:pPr>
-        <w:numPr>
-          <w:ilvl w:val="0"/>
-          <w:numId w:val="1"/>
-        </w:numPr>
-        <w:ind w:left="420" w:leftChars="0" w:hanging="420" w:firstLineChars="0"/>
-        <w:rPr>
-          <w:rFonts w:hint="default" w:ascii="Times New Roman" w:hAnsi="Times New Roman" w:cs="Times New Roman"/>
-          <w:lang w:val="en-US" w:eastAsia="zh-CN"/>
-        </w:rPr>
-      </w:pPr>
-      <w:r>
-        <w:rPr>
-          <w:rFonts w:hint="eastAsia" w:ascii="Times New Roman" w:hAnsi="Times New Roman" w:cs="Times New Roman"/>
-          <w:lang w:val="en-US" w:eastAsia="zh-CN"/>
-        </w:rPr>
-        <w:t>Python的数据运算、类型转换</w:t>
-      </w:r>
     </w:p>
     <w:p>
       <w:pPr>
@@ -169,31 +1960,6 @@
     </w:sectPr>
   </w:body>
 </w:document>
-</file>
-
-<file path=word/numbering.xml><?xml version="1.0" encoding="utf-8"?>
-<w:numbering xmlns:wpc="http://schemas.microsoft.com/office/word/2010/wordprocessingCanvas" xmlns:mc="http://schemas.openxmlformats.org/markup-compatibility/2006" xmlns:o="urn:schemas-microsoft-com:office:office" xmlns:r="http://schemas.openxmlformats.org/officeDocument/2006/relationships" xmlns:m="http://schemas.openxmlformats.org/officeDocument/2006/math" xmlns:v="urn:schemas-microsoft-com:vml" xmlns:wp14="http://schemas.microsoft.com/office/word/2010/wordprocessingDrawing" xmlns:wp="http://schemas.openxmlformats.org/drawingml/2006/wordprocessingDrawing" xmlns:w10="urn:schemas-microsoft-com:office:word" xmlns:w="http://schemas.openxmlformats.org/wordprocessingml/2006/main" xmlns:w14="http://schemas.microsoft.com/office/word/2010/wordml" xmlns:wpg="http://schemas.microsoft.com/office/word/2010/wordprocessingGroup" xmlns:wpi="http://schemas.microsoft.com/office/word/2010/wordprocessingInk" xmlns:wne="http://schemas.microsoft.com/office/word/2006/wordml" xmlns:wps="http://schemas.microsoft.com/office/word/2010/wordprocessingShape" xmlns:wpsCustomData="http://www.wps.cn/officeDocument/2013/wpsCustomData" mc:Ignorable="w14 wp14">
-  <w:abstractNum w:abstractNumId="0">
-    <w:nsid w:val="66818ACB"/>
-    <w:multiLevelType w:val="singleLevel"/>
-    <w:tmpl w:val="66818ACB"/>
-    <w:lvl w:ilvl="0" w:tentative="0">
-      <w:start w:val="1"/>
-      <w:numFmt w:val="decimal"/>
-      <w:lvlText w:val="%1."/>
-      <w:lvlJc w:val="left"/>
-      <w:pPr>
-        <w:ind w:left="425" w:hanging="425"/>
-      </w:pPr>
-      <w:rPr>
-        <w:rFonts w:hint="default"/>
-      </w:rPr>
-    </w:lvl>
-  </w:abstractNum>
-  <w:num w:numId="1">
-    <w:abstractNumId w:val="0"/>
-  </w:num>
-</w:numbering>
 </file>
 
 <file path=word/styles.xml><?xml version="1.0" encoding="utf-8"?>
@@ -491,12 +2257,12 @@
       <w:sz w:val="32"/>
     </w:rPr>
   </w:style>
-  <w:style w:type="character" w:default="1" w:styleId="4">
+  <w:style w:type="character" w:default="1" w:styleId="6">
     <w:name w:val="Default Paragraph Font"/>
     <w:semiHidden/>
     <w:uiPriority w:val="0"/>
   </w:style>
-  <w:style w:type="table" w:default="1" w:styleId="3">
+  <w:style w:type="table" w:default="1" w:styleId="5">
     <w:name w:val="Normal Table"/>
     <w:semiHidden/>
     <w:uiPriority w:val="0"/>
@@ -508,6 +2274,64 @@
         <w:right w:w="108" w:type="dxa"/>
       </w:tblCellMar>
     </w:tblPr>
+  </w:style>
+  <w:style w:type="paragraph" w:styleId="3">
+    <w:name w:val="HTML Preformatted"/>
+    <w:basedOn w:val="1"/>
+    <w:uiPriority w:val="0"/>
+    <w:pPr>
+      <w:tabs>
+        <w:tab w:val="left" w:pos="916"/>
+        <w:tab w:val="left" w:pos="1832"/>
+        <w:tab w:val="left" w:pos="2748"/>
+        <w:tab w:val="left" w:pos="3664"/>
+        <w:tab w:val="left" w:pos="4580"/>
+        <w:tab w:val="left" w:pos="5496"/>
+        <w:tab w:val="left" w:pos="6412"/>
+        <w:tab w:val="left" w:pos="7328"/>
+        <w:tab w:val="left" w:pos="8244"/>
+        <w:tab w:val="left" w:pos="9160"/>
+        <w:tab w:val="left" w:pos="10076"/>
+        <w:tab w:val="left" w:pos="10992"/>
+        <w:tab w:val="left" w:pos="11908"/>
+        <w:tab w:val="left" w:pos="12824"/>
+        <w:tab w:val="left" w:pos="13740"/>
+        <w:tab w:val="left" w:pos="14656"/>
+      </w:tabs>
+      <w:jc w:val="left"/>
+    </w:pPr>
+    <w:rPr>
+      <w:rFonts w:hint="eastAsia" w:ascii="宋体" w:hAnsi="宋体" w:eastAsia="宋体" w:cs="宋体"/>
+      <w:kern w:val="0"/>
+      <w:sz w:val="24"/>
+      <w:szCs w:val="24"/>
+      <w:lang w:val="en-US" w:eastAsia="zh-CN" w:bidi="ar"/>
+    </w:rPr>
+  </w:style>
+  <w:style w:type="paragraph" w:styleId="4">
+    <w:name w:val="Normal (Web)"/>
+    <w:basedOn w:val="1"/>
+    <w:uiPriority w:val="0"/>
+    <w:pPr>
+      <w:spacing w:before="0" w:beforeAutospacing="1" w:after="0" w:afterAutospacing="1"/>
+      <w:ind w:left="0" w:right="0"/>
+      <w:jc w:val="left"/>
+    </w:pPr>
+    <w:rPr>
+      <w:rFonts w:ascii="Times New Roman" w:hAnsi="Times New Roman" w:eastAsiaTheme="minorEastAsia"/>
+      <w:kern w:val="0"/>
+      <w:sz w:val="24"/>
+      <w:lang w:bidi="ar"/>
+    </w:rPr>
+  </w:style>
+  <w:style w:type="character" w:styleId="7">
+    <w:name w:val="HTML Code"/>
+    <w:basedOn w:val="6"/>
+    <w:uiPriority w:val="0"/>
+    <w:rPr>
+      <w:rFonts w:ascii="Times New Roman" w:hAnsi="Times New Roman" w:eastAsia="宋体"/>
+      <w:sz w:val="20"/>
+    </w:rPr>
   </w:style>
 </w:styles>
 </file>
